--- a/Roteiros/plano_de_teste.docx
+++ b/Roteiros/plano_de_teste.docx
@@ -139,38 +139,30 @@
           <w:sz w:val="28"/>
           <w:szCs w:val="28"/>
         </w:rPr>
-        <w:t>[Nome do Projeto]</w:t>
+        <w:t>Acessar a Faculdade Projeção</w:t>
       </w:r>
     </w:p>
     <w:p>
       <w:pPr>
         <w:jc w:val="center"/>
       </w:pPr>
+      <w:r>
+        <w:t>TADS 4AM</w:t>
+      </w:r>
       <w:r>
         <w:rPr>
           <w:color w:val="888888"/>
-          <w:sz w:val="22"/>
-          <w:szCs w:val="22"/>
         </w:rPr>
-        <w:t>[</w:t>
-      </w:r>
-      <w:proofErr w:type="gramStart"/>
+        <w:t xml:space="preserve"> </w:t>
+      </w:r>
       <w:r>
         <w:rPr>
           <w:color w:val="888888"/>
-          <w:sz w:val="22"/>
-          <w:szCs w:val="22"/>
         </w:rPr>
-        <w:t>Turma]  ·</w:t>
-      </w:r>
-      <w:proofErr w:type="gramEnd"/>
-      <w:r>
-        <w:rPr>
-          <w:color w:val="888888"/>
-          <w:sz w:val="22"/>
-          <w:szCs w:val="22"/>
-        </w:rPr>
-        <w:t xml:space="preserve">  [Data]</w:t>
+        <w:t xml:space="preserve">· </w:t>
+      </w:r>
+      <w:r>
+        <w:t>08/06/2026</w:t>
       </w:r>
     </w:p>
     <w:p>
@@ -311,13 +303,7 @@
           </w:tcPr>
           <w:p>
             <w:r>
-              <w:t xml:space="preserve">Acessar </w:t>
-            </w:r>
-            <w:r>
-              <w:t xml:space="preserve">a </w:t>
-            </w:r>
-            <w:r>
-              <w:t>Faculdade</w:t>
+              <w:t>Acessar Faculdade</w:t>
             </w:r>
             <w:r>
               <w:t xml:space="preserve"> </w:t>
@@ -766,20 +752,39 @@
     </w:p>
     <w:p>
       <w:pPr>
-        <w:spacing w:before="80" w:after="80"/>
-      </w:pPr>
-    </w:p>
-    <w:p>
-      <w:pPr>
         <w:spacing w:before="60" w:after="60"/>
       </w:pPr>
-      <w:r>
-        <w:rPr>
-          <w:i/>
-          <w:iCs/>
-          <w:color w:val="666666"/>
-        </w:rPr>
-        <w:t>[Ex.: Este plano define a estratégia e os procedimentos para validar as funcionalidades críticas do sistema [Nome do Sistema] por meio de testes automatizados, garantindo conformidade com os requisitos especificados e ausência de regressões.]</w:t>
+    </w:p>
+    <w:p>
+      <w:pPr>
+        <w:spacing w:before="60" w:after="60"/>
+      </w:pPr>
+      <w:r>
+        <w:t>Este plano define a estratégia e o</w:t>
+      </w:r>
+      <w:r>
+        <w:t>s</w:t>
+      </w:r>
+      <w:r>
+        <w:t xml:space="preserve"> procedimento</w:t>
+      </w:r>
+      <w:r>
+        <w:t>s</w:t>
+      </w:r>
+      <w:r>
+        <w:t xml:space="preserve"> necessário</w:t>
+      </w:r>
+      <w:r>
+        <w:t>s</w:t>
+      </w:r>
+      <w:r>
+        <w:t xml:space="preserve"> para a validação d</w:t>
+      </w:r>
+      <w:r>
+        <w:t>as</w:t>
+      </w:r>
+      <w:r>
+        <w:t xml:space="preserve"> funcionalidades da Faculdade Projeção a fim de elaborar testes automatizados que verifiquem a disponibilidade de links e páginas do site oficial da instituição.</w:t>
       </w:r>
     </w:p>
     <w:p>
@@ -1091,20 +1096,38 @@
     </w:p>
     <w:p>
       <w:pPr>
-        <w:spacing w:before="60" w:after="60"/>
-      </w:pPr>
-      <w:r>
-        <w:rPr>
-          <w:i/>
-          <w:iCs/>
-          <w:color w:val="666666"/>
-        </w:rPr>
-        <w:t>[Explique por que o tipo de teste escolhido é o mais adequado para o contexto do projeto.]</w:t>
-      </w:r>
-    </w:p>
-    <w:p>
-      <w:pPr>
         <w:spacing w:before="80" w:after="80"/>
+      </w:pPr>
+      <w:r>
+        <w:t xml:space="preserve">Foi escolhido o teste funcional </w:t>
+      </w:r>
+      <w:r>
+        <w:t>como a abordagem do plano de teste. Essa abordagem é a mais adequada para testar as funcionalidades do site do Projeção pelo fat</w:t>
+      </w:r>
+      <w:r>
+        <w:t>o</w:t>
+      </w:r>
+      <w:r>
+        <w:t xml:space="preserve"> do</w:t>
+      </w:r>
+      <w:r>
+        <w:t xml:space="preserve"> </w:t>
+      </w:r>
+      <w:proofErr w:type="spellStart"/>
+      <w:r>
+        <w:t>Selenium</w:t>
+      </w:r>
+      <w:proofErr w:type="spellEnd"/>
+      <w:r>
+        <w:t xml:space="preserve"> IDE </w:t>
+      </w:r>
+      <w:r>
+        <w:t>permitir a criação de scripts automatizados.</w:t>
+      </w:r>
+    </w:p>
+    <w:p>
+      <w:pPr>
+        <w:pStyle w:val="Ttulo2"/>
       </w:pPr>
     </w:p>
     <w:p>
@@ -1125,16 +1148,13 @@
         <w:spacing w:before="40" w:after="40"/>
       </w:pPr>
       <w:r>
-        <w:t xml:space="preserve">Linguagem: [Java / Python / </w:t>
+        <w:t xml:space="preserve">Linguagem: </w:t>
       </w:r>
       <w:proofErr w:type="spellStart"/>
       <w:r>
         <w:t>JavaScript</w:t>
       </w:r>
       <w:proofErr w:type="spellEnd"/>
-      <w:r>
-        <w:t>]</w:t>
-      </w:r>
     </w:p>
     <w:p>
       <w:pPr>
@@ -1167,39 +1187,10 @@
         <w:spacing w:before="40" w:after="40"/>
       </w:pPr>
       <w:r>
-        <w:t>Framework de apoio: [</w:t>
-      </w:r>
-      <w:proofErr w:type="spellStart"/>
-      <w:r>
-        <w:t>TestNG</w:t>
-      </w:r>
-      <w:proofErr w:type="spellEnd"/>
-      <w:r>
-        <w:t xml:space="preserve"> / </w:t>
-      </w:r>
-      <w:proofErr w:type="spellStart"/>
-      <w:r>
-        <w:t>Maven</w:t>
-      </w:r>
-      <w:proofErr w:type="spellEnd"/>
-      <w:r>
-        <w:t xml:space="preserve"> </w:t>
-      </w:r>
-      <w:proofErr w:type="spellStart"/>
-      <w:r>
-        <w:t>Surefire</w:t>
-      </w:r>
-      <w:proofErr w:type="spellEnd"/>
-      <w:r>
-        <w:t xml:space="preserve"> / </w:t>
-      </w:r>
-      <w:proofErr w:type="spellStart"/>
-      <w:r>
-        <w:t>JMeter</w:t>
-      </w:r>
-      <w:proofErr w:type="spellEnd"/>
-      <w:r>
-        <w:t xml:space="preserve"> Plugins]</w:t>
+        <w:t xml:space="preserve">Framework de apoio: </w:t>
+      </w:r>
+      <w:r>
+        <w:t>(Não utilizado)</w:t>
       </w:r>
     </w:p>
     <w:p>
@@ -1239,15 +1230,10 @@
         <w:spacing w:before="40" w:after="40"/>
       </w:pPr>
       <w:r>
-        <w:t xml:space="preserve">CI/CD (opcional): [GitHub </w:t>
-      </w:r>
-      <w:proofErr w:type="spellStart"/>
-      <w:r>
-        <w:t>Actions</w:t>
-      </w:r>
-      <w:proofErr w:type="spellEnd"/>
-      <w:r>
-        <w:t xml:space="preserve"> / Jenkins]</w:t>
+        <w:t xml:space="preserve">CI/CD (opcional): </w:t>
+      </w:r>
+      <w:r>
+        <w:t>(Não utilizado)</w:t>
       </w:r>
     </w:p>
     <w:p>
@@ -1474,7 +1460,11 @@
               <w:right w:w="120" w:type="dxa"/>
             </w:tcMar>
           </w:tcPr>
-          <w:p/>
+          <w:p>
+            <w:r>
+              <w:t>Sem programas rodando em segundo plano</w:t>
+            </w:r>
+          </w:p>
         </w:tc>
       </w:tr>
       <w:tr>
@@ -1529,9 +1519,11 @@
             </w:tcMar>
           </w:tcPr>
           <w:p>
-            <w:r>
-              <w:t>[Ex.: Java 17, Python 3.11]</w:t>
-            </w:r>
+            <w:proofErr w:type="spellStart"/>
+            <w:r>
+              <w:t>JavaScript</w:t>
+            </w:r>
+            <w:proofErr w:type="spellEnd"/>
           </w:p>
         </w:tc>
         <w:tc>
@@ -1693,31 +1685,7 @@
           </w:tcPr>
           <w:p>
             <w:r>
-              <w:t>[</w:t>
-            </w:r>
-            <w:proofErr w:type="spellStart"/>
-            <w:r>
-              <w:t>Maven</w:t>
-            </w:r>
-            <w:proofErr w:type="spellEnd"/>
-            <w:r>
-              <w:t xml:space="preserve"> / </w:t>
-            </w:r>
-            <w:proofErr w:type="spellStart"/>
-            <w:r>
-              <w:t>Gradle</w:t>
-            </w:r>
-            <w:proofErr w:type="spellEnd"/>
-            <w:r>
-              <w:t xml:space="preserve"> / </w:t>
-            </w:r>
-            <w:proofErr w:type="spellStart"/>
-            <w:r>
-              <w:t>npm</w:t>
-            </w:r>
-            <w:proofErr w:type="spellEnd"/>
-            <w:r>
-              <w:t>]</w:t>
+              <w:t>(Não utilizado)</w:t>
             </w:r>
           </w:p>
         </w:tc>
@@ -1894,7 +1862,7 @@
           </w:tcPr>
           <w:p>
             <w:r>
-              <w:t>[http://localhost:8080]</w:t>
+              <w:t>https://projecao.br/faculdade</w:t>
             </w:r>
           </w:p>
         </w:tc>
@@ -1915,11 +1883,7 @@
               <w:right w:w="120" w:type="dxa"/>
             </w:tcMar>
           </w:tcPr>
-          <w:p>
-            <w:r>
-              <w:t>https://projecao.br/faculdade</w:t>
-            </w:r>
-          </w:p>
+          <w:p/>
         </w:tc>
       </w:tr>
       <w:tr>
@@ -1975,7 +1939,7 @@
           </w:tcPr>
           <w:p>
             <w:r>
-              <w:t>[MySQL 8 / H2]</w:t>
+              <w:t>(Não utilizado)</w:t>
             </w:r>
           </w:p>
         </w:tc>
@@ -1996,11 +1960,7 @@
               <w:right w:w="120" w:type="dxa"/>
             </w:tcMar>
           </w:tcPr>
-          <w:p>
-            <w:r>
-              <w:t>(Não utilizado)</w:t>
-            </w:r>
-          </w:p>
+          <w:p/>
         </w:tc>
       </w:tr>
     </w:tbl>
@@ -2227,7 +2187,7 @@
           </w:tcPr>
           <w:p>
             <w:r>
-              <w:t>[Nome]</w:t>
+              <w:t>Marcos Vinícius</w:t>
             </w:r>
           </w:p>
         </w:tc>
@@ -2308,7 +2268,7 @@
           </w:tcPr>
           <w:p>
             <w:r>
-              <w:t>[Nome]</w:t>
+              <w:t>Marcos Vinícius</w:t>
             </w:r>
           </w:p>
         </w:tc>
@@ -2389,7 +2349,7 @@
           </w:tcPr>
           <w:p>
             <w:r>
-              <w:t>[Nome]</w:t>
+              <w:t>Marcos Vinícius</w:t>
             </w:r>
           </w:p>
         </w:tc>
@@ -2470,7 +2430,7 @@
           </w:tcPr>
           <w:p>
             <w:r>
-              <w:t>[Nome]</w:t>
+              <w:t>Marcos Vinícius</w:t>
             </w:r>
           </w:p>
         </w:tc>
@@ -2489,6 +2449,7 @@
         </w:pBdr>
       </w:pPr>
       <w:r>
+        <w:lastRenderedPageBreak/>
         <w:t>7. Riscos e Mitigações</w:t>
       </w:r>
     </w:p>
@@ -2555,7 +2516,6 @@
                 <w:bCs/>
                 <w:color w:val="1F3864"/>
               </w:rPr>
-              <w:lastRenderedPageBreak/>
               <w:t>Risco</w:t>
             </w:r>
           </w:p>
@@ -3187,7 +3147,7 @@
           </w:tcPr>
           <w:p>
             <w:r>
-              <w:t>[DD/MM]</w:t>
+              <w:t>08/06</w:t>
             </w:r>
           </w:p>
         </w:tc>
@@ -3210,7 +3170,7 @@
           </w:tcPr>
           <w:p>
             <w:r>
-              <w:t>[DD/MM]</w:t>
+              <w:t>08/06</w:t>
             </w:r>
           </w:p>
         </w:tc>
@@ -3287,7 +3247,7 @@
           </w:tcPr>
           <w:p>
             <w:r>
-              <w:t>[DD/MM]</w:t>
+              <w:t>08/06</w:t>
             </w:r>
           </w:p>
         </w:tc>
@@ -3310,7 +3270,7 @@
           </w:tcPr>
           <w:p>
             <w:r>
-              <w:t>[DD/MM]</w:t>
+              <w:t>08/06</w:t>
             </w:r>
           </w:p>
         </w:tc>
@@ -3387,7 +3347,7 @@
           </w:tcPr>
           <w:p>
             <w:r>
-              <w:t>[DD/MM]</w:t>
+              <w:t>08/06</w:t>
             </w:r>
           </w:p>
         </w:tc>
@@ -3410,7 +3370,7 @@
           </w:tcPr>
           <w:p>
             <w:r>
-              <w:t>[DD/MM]</w:t>
+              <w:t>09/06</w:t>
             </w:r>
           </w:p>
         </w:tc>
@@ -3433,13 +3393,7 @@
           </w:tcPr>
           <w:p>
             <w:r>
-              <w:t>[</w:t>
-            </w:r>
-            <w:r>
               <w:t>Marcos Vinícius</w:t>
-            </w:r>
-            <w:r>
-              <w:t>]</w:t>
             </w:r>
           </w:p>
         </w:tc>
@@ -3493,7 +3447,7 @@
           </w:tcPr>
           <w:p>
             <w:r>
-              <w:t>[DD/MM]</w:t>
+              <w:t>09/06</w:t>
             </w:r>
           </w:p>
         </w:tc>
@@ -3516,7 +3470,7 @@
           </w:tcPr>
           <w:p>
             <w:r>
-              <w:t>[DD/MM]</w:t>
+              <w:t>09/06</w:t>
             </w:r>
           </w:p>
         </w:tc>
@@ -3593,7 +3547,7 @@
           </w:tcPr>
           <w:p>
             <w:r>
-              <w:t>[DD/MM]</w:t>
+              <w:t>10/06</w:t>
             </w:r>
           </w:p>
         </w:tc>
@@ -3616,7 +3570,7 @@
           </w:tcPr>
           <w:p>
             <w:r>
-              <w:t>[DD/MM]</w:t>
+              <w:t>12/06</w:t>
             </w:r>
           </w:p>
         </w:tc>
@@ -3841,15 +3795,7 @@
           </w:tcPr>
           <w:p>
             <w:r>
-              <w:t>.</w:t>
-            </w:r>
-            <w:proofErr w:type="spellStart"/>
-            <w:r>
-              <w:t>docx</w:t>
-            </w:r>
-            <w:proofErr w:type="spellEnd"/>
-            <w:r>
-              <w:t xml:space="preserve"> / PDF</w:t>
+              <w:t>PDF</w:t>
             </w:r>
           </w:p>
         </w:tc>
@@ -3872,7 +3818,7 @@
           </w:tcPr>
           <w:p>
             <w:r>
-              <w:t>[DD/MM/AAAA]</w:t>
+              <w:t xml:space="preserve">08/06/2026 – 10/06/2026 </w:t>
             </w:r>
           </w:p>
         </w:tc>
@@ -3926,15 +3872,7 @@
           </w:tcPr>
           <w:p>
             <w:r>
-              <w:t>.</w:t>
-            </w:r>
-            <w:proofErr w:type="spellStart"/>
-            <w:r>
-              <w:t>docx</w:t>
-            </w:r>
-            <w:proofErr w:type="spellEnd"/>
-            <w:r>
-              <w:t xml:space="preserve"> / PDF</w:t>
+              <w:t>PDF</w:t>
             </w:r>
           </w:p>
         </w:tc>
@@ -3957,7 +3895,7 @@
           </w:tcPr>
           <w:p>
             <w:r>
-              <w:t>[DD/MM/AAAA]</w:t>
+              <w:t>09/06/2026 – 12/06/2026</w:t>
             </w:r>
           </w:p>
         </w:tc>
@@ -4010,9 +3948,19 @@
             </w:tcMar>
           </w:tcPr>
           <w:p>
-            <w:r>
-              <w:t>.side</w:t>
-            </w:r>
+            <w:proofErr w:type="gramStart"/>
+            <w:r>
+              <w:t>.</w:t>
+            </w:r>
+            <w:proofErr w:type="spellStart"/>
+            <w:r>
+              <w:t>s</w:t>
+            </w:r>
+            <w:r>
+              <w:t>ide</w:t>
+            </w:r>
+            <w:proofErr w:type="spellEnd"/>
+            <w:proofErr w:type="gramEnd"/>
           </w:p>
         </w:tc>
         <w:tc>
@@ -4035,6 +3983,9 @@
           <w:p>
             <w:r>
               <w:t>08/06/2026</w:t>
+            </w:r>
+            <w:r>
+              <w:t xml:space="preserve"> – 12/06/2026</w:t>
             </w:r>
           </w:p>
         </w:tc>
@@ -4087,17 +4038,6 @@
             </w:tcMar>
           </w:tcPr>
           <w:p>
-            <w:r>
-              <w:t>.</w:t>
-            </w:r>
-            <w:proofErr w:type="spellStart"/>
-            <w:r>
-              <w:t>docx</w:t>
-            </w:r>
-            <w:proofErr w:type="spellEnd"/>
-            <w:r>
-              <w:t xml:space="preserve"> / </w:t>
-            </w:r>
             <w:proofErr w:type="spellStart"/>
             <w:r>
               <w:t>screenshots</w:t>
@@ -4134,6 +4074,11 @@
       <w:pPr>
         <w:spacing w:before="80" w:after="80"/>
       </w:pPr>
+    </w:p>
+    <w:p>
+      <w:r>
+        <w:br w:type="page"/>
+      </w:r>
     </w:p>
     <w:p>
       <w:pPr>
@@ -4143,6 +4088,7 @@
         </w:pBdr>
       </w:pPr>
       <w:r>
+        <w:lastRenderedPageBreak/>
         <w:t>10. Aprovação</w:t>
       </w:r>
     </w:p>
@@ -4328,7 +4274,11 @@
               <w:right w:w="120" w:type="dxa"/>
             </w:tcMar>
           </w:tcPr>
-          <w:p/>
+          <w:p>
+            <w:r>
+              <w:t>Marcos Vinícius</w:t>
+            </w:r>
+          </w:p>
         </w:tc>
         <w:tc>
           <w:tcPr>
@@ -4347,7 +4297,11 @@
               <w:right w:w="120" w:type="dxa"/>
             </w:tcMar>
           </w:tcPr>
-          <w:p/>
+          <w:p>
+            <w:r>
+              <w:t>08/06/2026</w:t>
+            </w:r>
+          </w:p>
         </w:tc>
       </w:tr>
       <w:tr>
@@ -4401,7 +4355,11 @@
               <w:right w:w="120" w:type="dxa"/>
             </w:tcMar>
           </w:tcPr>
-          <w:p/>
+          <w:p>
+            <w:r>
+              <w:t>Marcos Vinícius</w:t>
+            </w:r>
+          </w:p>
         </w:tc>
         <w:tc>
           <w:tcPr>
@@ -4420,7 +4378,11 @@
               <w:right w:w="120" w:type="dxa"/>
             </w:tcMar>
           </w:tcPr>
-          <w:p/>
+          <w:p>
+            <w:r>
+              <w:t>08/06/2026</w:t>
+            </w:r>
+          </w:p>
         </w:tc>
       </w:tr>
       <w:tr>
@@ -4453,7 +4415,6 @@
                 <w:b/>
                 <w:bCs/>
               </w:rPr>
-              <w:lastRenderedPageBreak/>
               <w:t>Aprovado por</w:t>
             </w:r>
           </w:p>
@@ -4475,7 +4436,11 @@
               <w:right w:w="120" w:type="dxa"/>
             </w:tcMar>
           </w:tcPr>
-          <w:p/>
+          <w:p>
+            <w:r>
+              <w:t>Marcos Vinícius</w:t>
+            </w:r>
+          </w:p>
         </w:tc>
         <w:tc>
           <w:tcPr>
@@ -4494,7 +4459,11 @@
               <w:right w:w="120" w:type="dxa"/>
             </w:tcMar>
           </w:tcPr>
-          <w:p/>
+          <w:p>
+            <w:r>
+              <w:t>08/06/2026</w:t>
+            </w:r>
+          </w:p>
         </w:tc>
       </w:tr>
     </w:tbl>
@@ -4661,7 +4630,7 @@
         <w:sz w:val="18"/>
         <w:szCs w:val="18"/>
       </w:rPr>
-      <w:t>Acessar a Faculdade Projeção</w:t>
+      <w:t>Acessar Faculdade Projeção</w:t>
     </w:r>
   </w:p>
 </w:hdr>

--- a/Roteiros/plano_de_teste.docx
+++ b/Roteiros/plano_de_teste.docx
@@ -45,8 +45,6 @@
         <w:spacing w:after="240"/>
         <w:jc w:val="center"/>
       </w:pPr>
-      <w:proofErr w:type="spellStart"/>
-      <w:proofErr w:type="gramStart"/>
       <w:r>
         <w:rPr>
           <w:i/>
@@ -55,76 +53,8 @@
           <w:sz w:val="24"/>
           <w:szCs w:val="24"/>
         </w:rPr>
-        <w:t>Selenium</w:t>
+        <w:t>Selenium  ·  JMeter  ·  JUnit</w:t>
       </w:r>
-      <w:proofErr w:type="spellEnd"/>
-      <w:r>
-        <w:rPr>
-          <w:i/>
-          <w:iCs/>
-          <w:color w:val="666666"/>
-          <w:sz w:val="24"/>
-          <w:szCs w:val="24"/>
-        </w:rPr>
-        <w:t xml:space="preserve">  ·</w:t>
-      </w:r>
-      <w:proofErr w:type="gramEnd"/>
-      <w:r>
-        <w:rPr>
-          <w:i/>
-          <w:iCs/>
-          <w:color w:val="666666"/>
-          <w:sz w:val="24"/>
-          <w:szCs w:val="24"/>
-        </w:rPr>
-        <w:t xml:space="preserve">  </w:t>
-      </w:r>
-      <w:proofErr w:type="spellStart"/>
-      <w:proofErr w:type="gramStart"/>
-      <w:r>
-        <w:rPr>
-          <w:i/>
-          <w:iCs/>
-          <w:color w:val="666666"/>
-          <w:sz w:val="24"/>
-          <w:szCs w:val="24"/>
-        </w:rPr>
-        <w:t>JMeter</w:t>
-      </w:r>
-      <w:proofErr w:type="spellEnd"/>
-      <w:r>
-        <w:rPr>
-          <w:i/>
-          <w:iCs/>
-          <w:color w:val="666666"/>
-          <w:sz w:val="24"/>
-          <w:szCs w:val="24"/>
-        </w:rPr>
-        <w:t xml:space="preserve">  ·</w:t>
-      </w:r>
-      <w:proofErr w:type="gramEnd"/>
-      <w:r>
-        <w:rPr>
-          <w:i/>
-          <w:iCs/>
-          <w:color w:val="666666"/>
-          <w:sz w:val="24"/>
-          <w:szCs w:val="24"/>
-        </w:rPr>
-        <w:t xml:space="preserve">  </w:t>
-      </w:r>
-      <w:proofErr w:type="spellStart"/>
-      <w:r>
-        <w:rPr>
-          <w:i/>
-          <w:iCs/>
-          <w:color w:val="666666"/>
-          <w:sz w:val="24"/>
-          <w:szCs w:val="24"/>
-        </w:rPr>
-        <w:t>JUnit</w:t>
-      </w:r>
-      <w:proofErr w:type="spellEnd"/>
     </w:p>
     <w:p>
       <w:pPr>
@@ -376,6 +306,9 @@
             <w:r>
               <w:t>1.0</w:t>
             </w:r>
+            <w:r>
+              <w:t>2</w:t>
+            </w:r>
           </w:p>
         </w:tc>
       </w:tr>
@@ -556,47 +489,8 @@
             <w:r>
               <w:t>X</w:t>
             </w:r>
-            <w:proofErr w:type="gramStart"/>
-            <w:r>
-              <w:t>] Funcional</w:t>
-            </w:r>
-            <w:proofErr w:type="gramEnd"/>
-            <w:r>
-              <w:t xml:space="preserve"> (</w:t>
-            </w:r>
-            <w:proofErr w:type="spellStart"/>
-            <w:proofErr w:type="gramStart"/>
-            <w:r>
-              <w:t>Selenium</w:t>
-            </w:r>
-            <w:proofErr w:type="spellEnd"/>
-            <w:r>
-              <w:t>)   [ ]</w:t>
-            </w:r>
-            <w:proofErr w:type="gramEnd"/>
-            <w:r>
-              <w:t xml:space="preserve"> Carga (</w:t>
-            </w:r>
-            <w:proofErr w:type="spellStart"/>
-            <w:proofErr w:type="gramStart"/>
-            <w:r>
-              <w:t>JMeter</w:t>
-            </w:r>
-            <w:proofErr w:type="spellEnd"/>
-            <w:r>
-              <w:t>)   [ ]</w:t>
-            </w:r>
-            <w:proofErr w:type="gramEnd"/>
-            <w:r>
-              <w:t xml:space="preserve"> Unitário (</w:t>
-            </w:r>
-            <w:proofErr w:type="spellStart"/>
-            <w:r>
-              <w:t>JUnit</w:t>
-            </w:r>
-            <w:proofErr w:type="spellEnd"/>
-            <w:r>
-              <w:t>)</w:t>
+            <w:r>
+              <w:t>] Funcional (Selenium)   [ ] Carga (JMeter)   [ ] Unitário (JUnit)</w:t>
             </w:r>
           </w:p>
         </w:tc>
@@ -1009,23 +903,7 @@
         <w:t>X</w:t>
       </w:r>
       <w:r>
-        <w:t>] Teste Funcional (</w:t>
-      </w:r>
-      <w:proofErr w:type="spellStart"/>
-      <w:r>
-        <w:t>Selenium</w:t>
-      </w:r>
-      <w:proofErr w:type="spellEnd"/>
-      <w:r>
-        <w:t xml:space="preserve"> </w:t>
-      </w:r>
-      <w:proofErr w:type="spellStart"/>
-      <w:r>
-        <w:t>WebDriver</w:t>
-      </w:r>
-      <w:proofErr w:type="spellEnd"/>
-      <w:r>
-        <w:t>) — Validação de fluxos de interface e comportamento da aplicação.</w:t>
+        <w:t>] Teste Funcional (Selenium WebDriver) — Validação de fluxos de interface e comportamento da aplicação.</w:t>
       </w:r>
     </w:p>
     <w:p>
@@ -1037,21 +915,8 @@
         </w:numPr>
         <w:spacing w:before="40" w:after="40"/>
       </w:pPr>
-      <w:proofErr w:type="gramStart"/>
       <w:r>
-        <w:t>[ ]</w:t>
-      </w:r>
-      <w:proofErr w:type="gramEnd"/>
-      <w:r>
-        <w:t xml:space="preserve"> Teste de Carga (Apache </w:t>
-      </w:r>
-      <w:proofErr w:type="spellStart"/>
-      <w:r>
-        <w:t>JMeter</w:t>
-      </w:r>
-      <w:proofErr w:type="spellEnd"/>
-      <w:r>
-        <w:t>) — Avaliação de desempenho e comportamento sob carga.</w:t>
+        <w:t>[ ] Teste de Carga (Apache JMeter) — Avaliação de desempenho e comportamento sob carga.</w:t>
       </w:r>
     </w:p>
     <w:p>
@@ -1063,21 +928,8 @@
         </w:numPr>
         <w:spacing w:before="40" w:after="40"/>
       </w:pPr>
-      <w:proofErr w:type="gramStart"/>
       <w:r>
-        <w:t>[ ]</w:t>
-      </w:r>
-      <w:proofErr w:type="gramEnd"/>
-      <w:r>
-        <w:t xml:space="preserve"> Teste Unitário (</w:t>
-      </w:r>
-      <w:proofErr w:type="spellStart"/>
-      <w:r>
-        <w:t>JUnit</w:t>
-      </w:r>
-      <w:proofErr w:type="spellEnd"/>
-      <w:r>
-        <w:t>) — Verificação isolada de unidades de código (classes e métodos).</w:t>
+        <w:t>[ ] Teste Unitário (JUnit) — Verificação isolada de unidades de código (classes e métodos).</w:t>
       </w:r>
     </w:p>
     <w:p>
@@ -1111,15 +963,7 @@
         <w:t xml:space="preserve"> do</w:t>
       </w:r>
       <w:r>
-        <w:t xml:space="preserve"> </w:t>
-      </w:r>
-      <w:proofErr w:type="spellStart"/>
-      <w:r>
-        <w:t>Selenium</w:t>
-      </w:r>
-      <w:proofErr w:type="spellEnd"/>
-      <w:r>
-        <w:t xml:space="preserve"> IDE </w:t>
+        <w:t xml:space="preserve"> Selenium IDE </w:t>
       </w:r>
       <w:r>
         <w:t>permitir a criação de scripts automatizados.</w:t>
@@ -1148,13 +992,8 @@
         <w:spacing w:before="40" w:after="40"/>
       </w:pPr>
       <w:r>
-        <w:t xml:space="preserve">Linguagem: </w:t>
+        <w:t>Linguagem: JavaScript</w:t>
       </w:r>
-      <w:proofErr w:type="spellStart"/>
-      <w:r>
-        <w:t>JavaScript</w:t>
-      </w:r>
-      <w:proofErr w:type="spellEnd"/>
     </w:p>
     <w:p>
       <w:pPr>
@@ -1169,13 +1008,8 @@
         <w:t>Ferramenta principal:</w:t>
       </w:r>
       <w:r>
-        <w:t xml:space="preserve"> </w:t>
+        <w:t xml:space="preserve"> Selenium</w:t>
       </w:r>
-      <w:proofErr w:type="spellStart"/>
-      <w:r>
-        <w:t>Selenium</w:t>
-      </w:r>
-      <w:proofErr w:type="spellEnd"/>
     </w:p>
     <w:p>
       <w:pPr>
@@ -1519,11 +1353,9 @@
             </w:tcMar>
           </w:tcPr>
           <w:p>
-            <w:proofErr w:type="spellStart"/>
             <w:r>
               <w:t>JavaScript</w:t>
             </w:r>
-            <w:proofErr w:type="spellEnd"/>
           </w:p>
         </w:tc>
         <w:tc>
@@ -1598,11 +1430,9 @@
             </w:tcMar>
           </w:tcPr>
           <w:p>
-            <w:proofErr w:type="spellStart"/>
             <w:r>
               <w:t>Selenium</w:t>
             </w:r>
-            <w:proofErr w:type="spellEnd"/>
           </w:p>
         </w:tc>
         <w:tc>
@@ -1739,23 +1569,7 @@
                 <w:b/>
                 <w:bCs/>
               </w:rPr>
-              <w:t xml:space="preserve">Navegador (se </w:t>
-            </w:r>
-            <w:proofErr w:type="spellStart"/>
-            <w:r>
-              <w:rPr>
-                <w:b/>
-                <w:bCs/>
-              </w:rPr>
-              <w:t>Selenium</w:t>
-            </w:r>
-            <w:proofErr w:type="spellEnd"/>
-            <w:r>
-              <w:rPr>
-                <w:b/>
-                <w:bCs/>
-              </w:rPr>
-              <w:t>)</w:t>
+              <w:t>Navegador (se Selenium)</w:t>
             </w:r>
           </w:p>
         </w:tc>
@@ -3948,19 +3762,12 @@
             </w:tcMar>
           </w:tcPr>
           <w:p>
-            <w:proofErr w:type="gramStart"/>
-            <w:r>
-              <w:t>.</w:t>
-            </w:r>
-            <w:proofErr w:type="spellStart"/>
-            <w:r>
-              <w:t>s</w:t>
+            <w:r>
+              <w:t>.s</w:t>
             </w:r>
             <w:r>
               <w:t>ide</w:t>
             </w:r>
-            <w:proofErr w:type="spellEnd"/>
-            <w:proofErr w:type="gramEnd"/>
           </w:p>
         </w:tc>
         <w:tc>
@@ -4038,11 +3845,9 @@
             </w:tcMar>
           </w:tcPr>
           <w:p>
-            <w:proofErr w:type="spellStart"/>
             <w:r>
               <w:t>screenshots</w:t>
             </w:r>
-            <w:proofErr w:type="spellEnd"/>
           </w:p>
         </w:tc>
         <w:tc>

--- a/Roteiros/plano_de_teste.docx
+++ b/Roteiros/plano_de_teste.docx
@@ -83,13 +83,7 @@
         <w:rPr>
           <w:color w:val="888888"/>
         </w:rPr>
-        <w:t xml:space="preserve"> </w:t>
-      </w:r>
-      <w:r>
-        <w:rPr>
-          <w:color w:val="888888"/>
-        </w:rPr>
-        <w:t xml:space="preserve">· </w:t>
+        <w:t xml:space="preserve"> · </w:t>
       </w:r>
       <w:r>
         <w:t>08/06/2026</w:t>
@@ -138,12 +132,6 @@
         <w:gridCol w:w="6760"/>
       </w:tblGrid>
       <w:tr>
-        <w:tblPrEx>
-          <w:tblCellMar>
-            <w:top w:w="0" w:type="dxa"/>
-            <w:bottom w:w="0" w:type="dxa"/>
-          </w:tblCellMar>
-        </w:tblPrEx>
         <w:tc>
           <w:tcPr>
             <w:tcW w:w="9360" w:type="dxa"/>
@@ -180,12 +168,6 @@
         </w:tc>
       </w:tr>
       <w:tr>
-        <w:tblPrEx>
-          <w:tblCellMar>
-            <w:top w:w="0" w:type="dxa"/>
-            <w:bottom w:w="0" w:type="dxa"/>
-          </w:tblCellMar>
-        </w:tblPrEx>
         <w:tc>
           <w:tcPr>
             <w:tcW w:w="2600" w:type="dxa"/>
@@ -251,12 +233,6 @@
         </w:tc>
       </w:tr>
       <w:tr>
-        <w:tblPrEx>
-          <w:tblCellMar>
-            <w:top w:w="0" w:type="dxa"/>
-            <w:bottom w:w="0" w:type="dxa"/>
-          </w:tblCellMar>
-        </w:tblPrEx>
         <w:tc>
           <w:tcPr>
             <w:tcW w:w="2600" w:type="dxa"/>
@@ -313,12 +289,6 @@
         </w:tc>
       </w:tr>
       <w:tr>
-        <w:tblPrEx>
-          <w:tblCellMar>
-            <w:top w:w="0" w:type="dxa"/>
-            <w:bottom w:w="0" w:type="dxa"/>
-          </w:tblCellMar>
-        </w:tblPrEx>
         <w:tc>
           <w:tcPr>
             <w:tcW w:w="2600" w:type="dxa"/>
@@ -372,12 +342,6 @@
         </w:tc>
       </w:tr>
       <w:tr>
-        <w:tblPrEx>
-          <w:tblCellMar>
-            <w:top w:w="0" w:type="dxa"/>
-            <w:bottom w:w="0" w:type="dxa"/>
-          </w:tblCellMar>
-        </w:tblPrEx>
         <w:tc>
           <w:tcPr>
             <w:tcW w:w="2600" w:type="dxa"/>
@@ -431,12 +395,6 @@
         </w:tc>
       </w:tr>
       <w:tr>
-        <w:tblPrEx>
-          <w:tblCellMar>
-            <w:top w:w="0" w:type="dxa"/>
-            <w:bottom w:w="0" w:type="dxa"/>
-          </w:tblCellMar>
-        </w:tblPrEx>
         <w:tc>
           <w:tcPr>
             <w:tcW w:w="2600" w:type="dxa"/>
@@ -496,12 +454,6 @@
         </w:tc>
       </w:tr>
       <w:tr>
-        <w:tblPrEx>
-          <w:tblCellMar>
-            <w:top w:w="0" w:type="dxa"/>
-            <w:bottom w:w="0" w:type="dxa"/>
-          </w:tblCellMar>
-        </w:tblPrEx>
         <w:tc>
           <w:tcPr>
             <w:tcW w:w="2600" w:type="dxa"/>
@@ -555,12 +507,6 @@
         </w:tc>
       </w:tr>
       <w:tr>
-        <w:tblPrEx>
-          <w:tblCellMar>
-            <w:top w:w="0" w:type="dxa"/>
-            <w:bottom w:w="0" w:type="dxa"/>
-          </w:tblCellMar>
-        </w:tblPrEx>
         <w:tc>
           <w:tcPr>
             <w:tcW w:w="2600" w:type="dxa"/>
@@ -724,12 +670,6 @@
         <w:gridCol w:w="4680"/>
       </w:tblGrid>
       <w:tr>
-        <w:tblPrEx>
-          <w:tblCellMar>
-            <w:top w:w="0" w:type="dxa"/>
-            <w:bottom w:w="0" w:type="dxa"/>
-          </w:tblCellMar>
-        </w:tblPrEx>
         <w:tc>
           <w:tcPr>
             <w:tcW w:w="4680" w:type="dxa"/>
@@ -796,12 +736,6 @@
         </w:tc>
       </w:tr>
       <w:tr>
-        <w:tblPrEx>
-          <w:tblCellMar>
-            <w:top w:w="0" w:type="dxa"/>
-            <w:bottom w:w="0" w:type="dxa"/>
-          </w:tblCellMar>
-        </w:tblPrEx>
         <w:tc>
           <w:tcPr>
             <w:tcW w:w="4680" w:type="dxa"/>
@@ -954,19 +888,25 @@
         <w:t xml:space="preserve">Foi escolhido o teste funcional </w:t>
       </w:r>
       <w:r>
-        <w:t>como a abordagem do plano de teste. Essa abordagem é a mais adequada para testar as funcionalidades do site do Projeção pelo fat</w:t>
-      </w:r>
-      <w:r>
-        <w:t>o</w:t>
-      </w:r>
-      <w:r>
-        <w:t xml:space="preserve"> do</w:t>
-      </w:r>
-      <w:r>
-        <w:t xml:space="preserve"> Selenium IDE </w:t>
-      </w:r>
-      <w:r>
-        <w:t>permitir a criação de scripts automatizados.</w:t>
+        <w:t>como a abordagem do plano de teste</w:t>
+      </w:r>
+      <w:r>
+        <w:t xml:space="preserve"> porque e</w:t>
+      </w:r>
+      <w:r>
+        <w:t>ssa abordagem é a mais adequada para testar as funcionalidades do site do Projeção</w:t>
+      </w:r>
+      <w:r>
+        <w:t>,</w:t>
+      </w:r>
+      <w:r>
+        <w:t xml:space="preserve"> permiti</w:t>
+      </w:r>
+      <w:r>
+        <w:t>ndo</w:t>
+      </w:r>
+      <w:r>
+        <w:t xml:space="preserve"> a criação de scripts automatizados.</w:t>
       </w:r>
     </w:p>
     <w:p>
@@ -1044,13 +984,7 @@
           <w:rPr>
             <w:rStyle w:val="Hyperlink"/>
           </w:rPr>
-          <w:t>Githu</w:t>
-        </w:r>
-        <w:r>
-          <w:rPr>
-            <w:rStyle w:val="Hyperlink"/>
-          </w:rPr>
-          <w:t>b</w:t>
+          <w:t>Github</w:t>
         </w:r>
       </w:hyperlink>
     </w:p>
@@ -1114,12 +1048,6 @@
         <w:gridCol w:w="3120"/>
       </w:tblGrid>
       <w:tr>
-        <w:tblPrEx>
-          <w:tblCellMar>
-            <w:top w:w="0" w:type="dxa"/>
-            <w:bottom w:w="0" w:type="dxa"/>
-          </w:tblCellMar>
-        </w:tblPrEx>
         <w:tc>
           <w:tcPr>
             <w:tcW w:w="3120" w:type="dxa"/>
@@ -1218,12 +1146,6 @@
         </w:tc>
       </w:tr>
       <w:tr>
-        <w:tblPrEx>
-          <w:tblCellMar>
-            <w:top w:w="0" w:type="dxa"/>
-            <w:bottom w:w="0" w:type="dxa"/>
-          </w:tblCellMar>
-        </w:tblPrEx>
         <w:tc>
           <w:tcPr>
             <w:tcW w:w="3120" w:type="dxa"/>
@@ -1302,12 +1224,6 @@
         </w:tc>
       </w:tr>
       <w:tr>
-        <w:tblPrEx>
-          <w:tblCellMar>
-            <w:top w:w="0" w:type="dxa"/>
-            <w:bottom w:w="0" w:type="dxa"/>
-          </w:tblCellMar>
-        </w:tblPrEx>
         <w:tc>
           <w:tcPr>
             <w:tcW w:w="3120" w:type="dxa"/>
@@ -1379,12 +1295,6 @@
         </w:tc>
       </w:tr>
       <w:tr>
-        <w:tblPrEx>
-          <w:tblCellMar>
-            <w:top w:w="0" w:type="dxa"/>
-            <w:bottom w:w="0" w:type="dxa"/>
-          </w:tblCellMar>
-        </w:tblPrEx>
         <w:tc>
           <w:tcPr>
             <w:tcW w:w="3120" w:type="dxa"/>
@@ -1463,12 +1373,6 @@
         </w:tc>
       </w:tr>
       <w:tr>
-        <w:tblPrEx>
-          <w:tblCellMar>
-            <w:top w:w="0" w:type="dxa"/>
-            <w:bottom w:w="0" w:type="dxa"/>
-          </w:tblCellMar>
-        </w:tblPrEx>
         <w:tc>
           <w:tcPr>
             <w:tcW w:w="3120" w:type="dxa"/>
@@ -1540,12 +1444,6 @@
         </w:tc>
       </w:tr>
       <w:tr>
-        <w:tblPrEx>
-          <w:tblCellMar>
-            <w:top w:w="0" w:type="dxa"/>
-            <w:bottom w:w="0" w:type="dxa"/>
-          </w:tblCellMar>
-        </w:tblPrEx>
         <w:tc>
           <w:tcPr>
             <w:tcW w:w="3120" w:type="dxa"/>
@@ -1624,12 +1522,6 @@
         </w:tc>
       </w:tr>
       <w:tr>
-        <w:tblPrEx>
-          <w:tblCellMar>
-            <w:top w:w="0" w:type="dxa"/>
-            <w:bottom w:w="0" w:type="dxa"/>
-          </w:tblCellMar>
-        </w:tblPrEx>
         <w:tc>
           <w:tcPr>
             <w:tcW w:w="3120" w:type="dxa"/>
@@ -1701,12 +1593,6 @@
         </w:tc>
       </w:tr>
       <w:tr>
-        <w:tblPrEx>
-          <w:tblCellMar>
-            <w:top w:w="0" w:type="dxa"/>
-            <w:bottom w:w="0" w:type="dxa"/>
-          </w:tblCellMar>
-        </w:tblPrEx>
         <w:tc>
           <w:tcPr>
             <w:tcW w:w="3120" w:type="dxa"/>
@@ -1822,12 +1708,6 @@
         <w:gridCol w:w="3120"/>
       </w:tblGrid>
       <w:tr>
-        <w:tblPrEx>
-          <w:tblCellMar>
-            <w:top w:w="0" w:type="dxa"/>
-            <w:bottom w:w="0" w:type="dxa"/>
-          </w:tblCellMar>
-        </w:tblPrEx>
         <w:tc>
           <w:tcPr>
             <w:tcW w:w="3120" w:type="dxa"/>
@@ -1926,12 +1806,6 @@
         </w:tc>
       </w:tr>
       <w:tr>
-        <w:tblPrEx>
-          <w:tblCellMar>
-            <w:top w:w="0" w:type="dxa"/>
-            <w:bottom w:w="0" w:type="dxa"/>
-          </w:tblCellMar>
-        </w:tblPrEx>
         <w:tc>
           <w:tcPr>
             <w:tcW w:w="3120" w:type="dxa"/>
@@ -1978,7 +1852,10 @@
           </w:tcPr>
           <w:p>
             <w:r>
-              <w:t>[Ex.: Ambiente configurado, dados de teste carregados]</w:t>
+              <w:t xml:space="preserve">Ambiente </w:t>
+            </w:r>
+            <w:r>
+              <w:t>carregado, sem aplicações em segundo plano.</w:t>
             </w:r>
           </w:p>
         </w:tc>
@@ -2007,12 +1884,6 @@
         </w:tc>
       </w:tr>
       <w:tr>
-        <w:tblPrEx>
-          <w:tblCellMar>
-            <w:top w:w="0" w:type="dxa"/>
-            <w:bottom w:w="0" w:type="dxa"/>
-          </w:tblCellMar>
-        </w:tblPrEx>
         <w:tc>
           <w:tcPr>
             <w:tcW w:w="3120" w:type="dxa"/>
@@ -2088,12 +1959,6 @@
         </w:tc>
       </w:tr>
       <w:tr>
-        <w:tblPrEx>
-          <w:tblCellMar>
-            <w:top w:w="0" w:type="dxa"/>
-            <w:bottom w:w="0" w:type="dxa"/>
-          </w:tblCellMar>
-        </w:tblPrEx>
         <w:tc>
           <w:tcPr>
             <w:tcW w:w="3120" w:type="dxa"/>
@@ -2169,12 +2034,6 @@
         </w:tc>
       </w:tr>
       <w:tr>
-        <w:tblPrEx>
-          <w:tblCellMar>
-            <w:top w:w="0" w:type="dxa"/>
-            <w:bottom w:w="0" w:type="dxa"/>
-          </w:tblCellMar>
-        </w:tblPrEx>
         <w:tc>
           <w:tcPr>
             <w:tcW w:w="3120" w:type="dxa"/>
@@ -2221,7 +2080,7 @@
           </w:tcPr>
           <w:p>
             <w:r>
-              <w:t>[Ex.: 100% dos casos críticos passando, cobertura ≥ 80%]</w:t>
+              <w:t>No mínimo 90% dos casos de teste, sendo realizados com sucesso</w:t>
             </w:r>
           </w:p>
         </w:tc>
@@ -2296,12 +2155,6 @@
         <w:gridCol w:w="3119"/>
       </w:tblGrid>
       <w:tr>
-        <w:tblPrEx>
-          <w:tblCellMar>
-            <w:top w:w="0" w:type="dxa"/>
-            <w:bottom w:w="0" w:type="dxa"/>
-          </w:tblCellMar>
-        </w:tblPrEx>
         <w:tc>
           <w:tcPr>
             <w:tcW w:w="3120" w:type="dxa"/>
@@ -2432,12 +2285,6 @@
         </w:tc>
       </w:tr>
       <w:tr>
-        <w:tblPrEx>
-          <w:tblCellMar>
-            <w:top w:w="0" w:type="dxa"/>
-            <w:bottom w:w="0" w:type="dxa"/>
-          </w:tblCellMar>
-        </w:tblPrEx>
         <w:tc>
           <w:tcPr>
             <w:tcW w:w="3120" w:type="dxa"/>
@@ -2532,12 +2379,6 @@
         </w:tc>
       </w:tr>
       <w:tr>
-        <w:tblPrEx>
-          <w:tblCellMar>
-            <w:top w:w="0" w:type="dxa"/>
-            <w:bottom w:w="0" w:type="dxa"/>
-          </w:tblCellMar>
-        </w:tblPrEx>
         <w:tc>
           <w:tcPr>
             <w:tcW w:w="3120" w:type="dxa"/>
@@ -2632,12 +2473,6 @@
         </w:tc>
       </w:tr>
       <w:tr>
-        <w:tblPrEx>
-          <w:tblCellMar>
-            <w:top w:w="0" w:type="dxa"/>
-            <w:bottom w:w="0" w:type="dxa"/>
-          </w:tblCellMar>
-        </w:tblPrEx>
         <w:tc>
           <w:tcPr>
             <w:tcW w:w="3120" w:type="dxa"/>
@@ -2777,12 +2612,6 @@
         <w:gridCol w:w="1560"/>
       </w:tblGrid>
       <w:tr>
-        <w:tblPrEx>
-          <w:tblCellMar>
-            <w:top w:w="0" w:type="dxa"/>
-            <w:bottom w:w="0" w:type="dxa"/>
-          </w:tblCellMar>
-        </w:tblPrEx>
         <w:tc>
           <w:tcPr>
             <w:tcW w:w="3120" w:type="dxa"/>
@@ -2913,12 +2742,6 @@
         </w:tc>
       </w:tr>
       <w:tr>
-        <w:tblPrEx>
-          <w:tblCellMar>
-            <w:top w:w="0" w:type="dxa"/>
-            <w:bottom w:w="0" w:type="dxa"/>
-          </w:tblCellMar>
-        </w:tblPrEx>
         <w:tc>
           <w:tcPr>
             <w:tcW w:w="3120" w:type="dxa"/>
@@ -3013,12 +2836,6 @@
         </w:tc>
       </w:tr>
       <w:tr>
-        <w:tblPrEx>
-          <w:tblCellMar>
-            <w:top w:w="0" w:type="dxa"/>
-            <w:bottom w:w="0" w:type="dxa"/>
-          </w:tblCellMar>
-        </w:tblPrEx>
         <w:tc>
           <w:tcPr>
             <w:tcW w:w="3120" w:type="dxa"/>
@@ -3113,12 +2930,6 @@
         </w:tc>
       </w:tr>
       <w:tr>
-        <w:tblPrEx>
-          <w:tblCellMar>
-            <w:top w:w="0" w:type="dxa"/>
-            <w:bottom w:w="0" w:type="dxa"/>
-          </w:tblCellMar>
-        </w:tblPrEx>
         <w:tc>
           <w:tcPr>
             <w:tcW w:w="3120" w:type="dxa"/>
@@ -3213,12 +3024,6 @@
         </w:tc>
       </w:tr>
       <w:tr>
-        <w:tblPrEx>
-          <w:tblCellMar>
-            <w:top w:w="0" w:type="dxa"/>
-            <w:bottom w:w="0" w:type="dxa"/>
-          </w:tblCellMar>
-        </w:tblPrEx>
         <w:tc>
           <w:tcPr>
             <w:tcW w:w="3120" w:type="dxa"/>
@@ -3313,12 +3118,6 @@
         </w:tc>
       </w:tr>
       <w:tr>
-        <w:tblPrEx>
-          <w:tblCellMar>
-            <w:top w:w="0" w:type="dxa"/>
-            <w:bottom w:w="0" w:type="dxa"/>
-          </w:tblCellMar>
-        </w:tblPrEx>
         <w:tc>
           <w:tcPr>
             <w:tcW w:w="3120" w:type="dxa"/>
@@ -3457,12 +3256,6 @@
         <w:gridCol w:w="2730"/>
       </w:tblGrid>
       <w:tr>
-        <w:tblPrEx>
-          <w:tblCellMar>
-            <w:top w:w="0" w:type="dxa"/>
-            <w:bottom w:w="0" w:type="dxa"/>
-          </w:tblCellMar>
-        </w:tblPrEx>
         <w:tc>
           <w:tcPr>
             <w:tcW w:w="3900" w:type="dxa"/>
@@ -3561,12 +3354,6 @@
         </w:tc>
       </w:tr>
       <w:tr>
-        <w:tblPrEx>
-          <w:tblCellMar>
-            <w:top w:w="0" w:type="dxa"/>
-            <w:bottom w:w="0" w:type="dxa"/>
-          </w:tblCellMar>
-        </w:tblPrEx>
         <w:tc>
           <w:tcPr>
             <w:tcW w:w="3900" w:type="dxa"/>
@@ -3638,12 +3425,6 @@
         </w:tc>
       </w:tr>
       <w:tr>
-        <w:tblPrEx>
-          <w:tblCellMar>
-            <w:top w:w="0" w:type="dxa"/>
-            <w:bottom w:w="0" w:type="dxa"/>
-          </w:tblCellMar>
-        </w:tblPrEx>
         <w:tc>
           <w:tcPr>
             <w:tcW w:w="3900" w:type="dxa"/>
@@ -3715,12 +3496,6 @@
         </w:tc>
       </w:tr>
       <w:tr>
-        <w:tblPrEx>
-          <w:tblCellMar>
-            <w:top w:w="0" w:type="dxa"/>
-            <w:bottom w:w="0" w:type="dxa"/>
-          </w:tblCellMar>
-        </w:tblPrEx>
         <w:tc>
           <w:tcPr>
             <w:tcW w:w="3900" w:type="dxa"/>
@@ -3798,12 +3573,6 @@
         </w:tc>
       </w:tr>
       <w:tr>
-        <w:tblPrEx>
-          <w:tblCellMar>
-            <w:top w:w="0" w:type="dxa"/>
-            <w:bottom w:w="0" w:type="dxa"/>
-          </w:tblCellMar>
-        </w:tblPrEx>
         <w:tc>
           <w:tcPr>
             <w:tcW w:w="3900" w:type="dxa"/>
@@ -3925,12 +3694,6 @@
         <w:gridCol w:w="3120"/>
       </w:tblGrid>
       <w:tr>
-        <w:tblPrEx>
-          <w:tblCellMar>
-            <w:top w:w="0" w:type="dxa"/>
-            <w:bottom w:w="0" w:type="dxa"/>
-          </w:tblCellMar>
-        </w:tblPrEx>
         <w:tc>
           <w:tcPr>
             <w:tcW w:w="3120" w:type="dxa"/>
@@ -4029,12 +3792,6 @@
         </w:tc>
       </w:tr>
       <w:tr>
-        <w:tblPrEx>
-          <w:tblCellMar>
-            <w:top w:w="0" w:type="dxa"/>
-            <w:bottom w:w="0" w:type="dxa"/>
-          </w:tblCellMar>
-        </w:tblPrEx>
         <w:tc>
           <w:tcPr>
             <w:tcW w:w="3120" w:type="dxa"/>
@@ -4110,12 +3867,6 @@
         </w:tc>
       </w:tr>
       <w:tr>
-        <w:tblPrEx>
-          <w:tblCellMar>
-            <w:top w:w="0" w:type="dxa"/>
-            <w:bottom w:w="0" w:type="dxa"/>
-          </w:tblCellMar>
-        </w:tblPrEx>
         <w:tc>
           <w:tcPr>
             <w:tcW w:w="3120" w:type="dxa"/>
@@ -4191,12 +3942,6 @@
         </w:tc>
       </w:tr>
       <w:tr>
-        <w:tblPrEx>
-          <w:tblCellMar>
-            <w:top w:w="0" w:type="dxa"/>
-            <w:bottom w:w="0" w:type="dxa"/>
-          </w:tblCellMar>
-        </w:tblPrEx>
         <w:tc>
           <w:tcPr>
             <w:tcW w:w="3120" w:type="dxa"/>
@@ -5083,6 +4828,7 @@
   <w:style w:type="character" w:default="1" w:styleId="Fontepargpadro">
     <w:name w:val="Default Paragraph Font"/>
     <w:uiPriority w:val="1"/>
+    <w:semiHidden/>
     <w:unhideWhenUsed/>
   </w:style>
   <w:style w:type="table" w:default="1" w:styleId="Tabelanormal">

--- a/Roteiros/plano_de_teste.docx
+++ b/Roteiros/plano_de_teste.docx
@@ -45,6 +45,7 @@
         <w:spacing w:after="240"/>
         <w:jc w:val="center"/>
       </w:pPr>
+      <w:proofErr w:type="gramStart"/>
       <w:r>
         <w:rPr>
           <w:i/>
@@ -53,7 +54,40 @@
           <w:sz w:val="24"/>
           <w:szCs w:val="24"/>
         </w:rPr>
-        <w:t>Selenium  ·  JMeter  ·  JUnit</w:t>
+        <w:t>Selenium  ·</w:t>
+      </w:r>
+      <w:proofErr w:type="gramEnd"/>
+      <w:r>
+        <w:rPr>
+          <w:i/>
+          <w:iCs/>
+          <w:color w:val="666666"/>
+          <w:sz w:val="24"/>
+          <w:szCs w:val="24"/>
+        </w:rPr>
+        <w:t xml:space="preserve">  </w:t>
+      </w:r>
+      <w:proofErr w:type="gramStart"/>
+      <w:r>
+        <w:rPr>
+          <w:i/>
+          <w:iCs/>
+          <w:color w:val="666666"/>
+          <w:sz w:val="24"/>
+          <w:szCs w:val="24"/>
+        </w:rPr>
+        <w:t>JMeter  ·</w:t>
+      </w:r>
+      <w:proofErr w:type="gramEnd"/>
+      <w:r>
+        <w:rPr>
+          <w:i/>
+          <w:iCs/>
+          <w:color w:val="666666"/>
+          <w:sz w:val="24"/>
+          <w:szCs w:val="24"/>
+        </w:rPr>
+        <w:t xml:space="preserve">  JUnit</w:t>
       </w:r>
     </w:p>
     <w:p>
@@ -389,7 +423,7 @@
           </w:tcPr>
           <w:p>
             <w:r>
-              <w:t>Marcos Vinícius</w:t>
+              <w:t>Marcos Vinícius Ribeiro Gonçalves</w:t>
             </w:r>
           </w:p>
         </w:tc>
@@ -442,13 +476,31 @@
           </w:tcPr>
           <w:p>
             <w:r>
-              <w:t>[</w:t>
-            </w:r>
-            <w:r>
-              <w:t>X</w:t>
-            </w:r>
-            <w:r>
-              <w:t>] Funcional (Selenium)   [ ] Carga (JMeter)   [ ] Unitário (JUnit)</w:t>
+              <w:t>[X</w:t>
+            </w:r>
+            <w:proofErr w:type="gramStart"/>
+            <w:r>
+              <w:t>] Funcional</w:t>
+            </w:r>
+            <w:proofErr w:type="gramEnd"/>
+            <w:r>
+              <w:t xml:space="preserve"> (</w:t>
+            </w:r>
+            <w:proofErr w:type="gramStart"/>
+            <w:r>
+              <w:t>Selenium)   [ ]</w:t>
+            </w:r>
+            <w:proofErr w:type="gramEnd"/>
+            <w:r>
+              <w:t xml:space="preserve"> Carga (</w:t>
+            </w:r>
+            <w:proofErr w:type="gramStart"/>
+            <w:r>
+              <w:t>JMeter)   [ ]</w:t>
+            </w:r>
+            <w:proofErr w:type="gramEnd"/>
+            <w:r>
+              <w:t xml:space="preserve"> Unitário (JUnit)</w:t>
             </w:r>
           </w:p>
         </w:tc>
@@ -554,13 +606,7 @@
           </w:tcPr>
           <w:p>
             <w:r>
-              <w:t xml:space="preserve">TADS </w:t>
-            </w:r>
-            <w:r>
-              <w:t>4</w:t>
-            </w:r>
-            <w:r>
-              <w:t>AM</w:t>
+              <w:t>TADS 4AM</w:t>
             </w:r>
           </w:p>
         </w:tc>
@@ -581,19 +627,6 @@
       <w:r>
         <w:t>2. Objetivo</w:t>
       </w:r>
-    </w:p>
-    <w:p>
-      <w:pPr>
-        <w:spacing w:before="60" w:after="60"/>
-      </w:pPr>
-      <w:r>
-        <w:t>Descreva o objetivo geral deste plano de teste. Explique o que se pretende validar com a execução dos testes automatizados e qual o critério de qualidade esperado.</w:t>
-      </w:r>
-    </w:p>
-    <w:p>
-      <w:pPr>
-        <w:spacing w:before="60" w:after="60"/>
-      </w:pPr>
     </w:p>
     <w:p>
       <w:pPr>
@@ -810,19 +843,6 @@
     </w:p>
     <w:p>
       <w:pPr>
-        <w:spacing w:before="60" w:after="60"/>
-      </w:pPr>
-      <w:r>
-        <w:t>Indique e justifique o tipo de teste escolhido para este projeto:</w:t>
-      </w:r>
-    </w:p>
-    <w:p>
-      <w:pPr>
-        <w:spacing w:before="80" w:after="80"/>
-      </w:pPr>
-    </w:p>
-    <w:p>
-      <w:pPr>
         <w:pStyle w:val="PargrafodaLista"/>
         <w:numPr>
           <w:ilvl w:val="0"/>
@@ -849,8 +869,13 @@
         </w:numPr>
         <w:spacing w:before="40" w:after="40"/>
       </w:pPr>
-      <w:r>
-        <w:t>[ ] Teste de Carga (Apache JMeter) — Avaliação de desempenho e comportamento sob carga.</w:t>
+      <w:proofErr w:type="gramStart"/>
+      <w:r>
+        <w:t>[ ]</w:t>
+      </w:r>
+      <w:proofErr w:type="gramEnd"/>
+      <w:r>
+        <w:t xml:space="preserve"> Teste de Carga (Apache JMeter) — Avaliação de desempenho e comportamento sob carga.</w:t>
       </w:r>
     </w:p>
     <w:p>
@@ -862,8 +887,13 @@
         </w:numPr>
         <w:spacing w:before="40" w:after="40"/>
       </w:pPr>
-      <w:r>
-        <w:t>[ ] Teste Unitário (JUnit) — Verificação isolada de unidades de código (classes e métodos).</w:t>
+      <w:proofErr w:type="gramStart"/>
+      <w:r>
+        <w:t>[ ]</w:t>
+      </w:r>
+      <w:proofErr w:type="gramEnd"/>
+      <w:r>
+        <w:t xml:space="preserve"> Teste Unitário (JUnit) — Verificação isolada de unidades de código (classes e métodos).</w:t>
       </w:r>
     </w:p>
     <w:p>
@@ -876,7 +906,6 @@
         <w:pStyle w:val="Ttulo2"/>
       </w:pPr>
       <w:r>
-        <w:lastRenderedPageBreak/>
         <w:t>4.2 Justificativa</w:t>
       </w:r>
     </w:p>
@@ -2122,7 +2151,6 @@
         </w:pBdr>
       </w:pPr>
       <w:r>
-        <w:lastRenderedPageBreak/>
         <w:t>7. Riscos e Mitigações</w:t>
       </w:r>
     </w:p>
@@ -2183,6 +2211,7 @@
                 <w:bCs/>
                 <w:color w:val="1F3864"/>
               </w:rPr>
+              <w:lastRenderedPageBreak/>
               <w:t>Risco</w:t>
             </w:r>
           </w:p>
@@ -3537,12 +3566,14 @@
             </w:tcMar>
           </w:tcPr>
           <w:p>
+            <w:proofErr w:type="gramStart"/>
             <w:r>
               <w:t>.s</w:t>
             </w:r>
             <w:r>
               <w:t>ide</w:t>
             </w:r>
+            <w:proofErr w:type="gramEnd"/>
           </w:p>
         </w:tc>
         <w:tc>
